--- a/docs/Huddl_Connect_Deployment_Guide.docx
+++ b/docs/Huddl_Connect_Deployment_Guide.docx
@@ -7,31 +7,17 @@
         <w:pStyle w:val="Title"/>
       </w:pPr>
       <w:r>
-        <w:rPr>
-          <w:color w:val="FF975C"/>
-          <w:sz w:val="56"/>
-        </w:rPr>
         <w:t>Huddl Connect</w:t>
       </w:r>
     </w:p>
     <w:p>
       <w:r>
-        <w:rPr>
-          <w:b/>
-          <w:i w:val="0"/>
-          <w:sz w:val="32"/>
-        </w:rPr>
-        <w:t>Deployment &amp; Configuration Guide</w:t>
+        <w:t>Deployment Guide</w:t>
       </w:r>
     </w:p>
     <w:p>
       <w:r>
-        <w:rPr>
-          <w:b w:val="0"/>
-          <w:i/>
-          <w:sz w:val="22"/>
-        </w:rPr>
-        <w:t>Version 2.1 | 05 April 2026</w:t>
+        <w:t>Version 3.0 | June 2026</w:t>
       </w:r>
     </w:p>
     <w:p>
@@ -44,51 +30,71 @@
         <w:pStyle w:val="Heading1"/>
       </w:pPr>
       <w:r>
-        <w:rPr>
-          <w:color w:val="262A35"/>
-        </w:rPr>
-        <w:t>1. Project Overview</w:t>
+        <w:t>Document Control</w:t>
       </w:r>
     </w:p>
     <w:tbl>
       <w:tblPr>
-        <w:tblStyle w:val="LightGrid-Accent1"/>
+        <w:tblStyle w:val="TableGrid"/>
         <w:tblW w:type="auto" w:w="0"/>
-        <w:jc w:val="center"/>
         <w:tblLook w:firstColumn="1" w:firstRow="1" w:lastColumn="0" w:lastRow="0" w:noHBand="0" w:noVBand="1" w:val="04A0"/>
       </w:tblPr>
       <w:tblGrid>
-        <w:gridCol w:w="4320"/>
-        <w:gridCol w:w="4320"/>
+        <w:gridCol w:w="2160"/>
+        <w:gridCol w:w="2160"/>
+        <w:gridCol w:w="2160"/>
+        <w:gridCol w:w="2160"/>
       </w:tblGrid>
       <w:tr>
         <w:tc>
           <w:tcPr>
-            <w:tcW w:type="dxa" w:w="4320"/>
-            <w:shd w:val="clear" w:color="auto" w:fill="FF975C"/>
+            <w:tcW w:type="dxa" w:w="2160"/>
           </w:tcPr>
           <w:p>
             <w:r>
               <w:rPr>
                 <w:b/>
-                <w:sz w:val="20"/>
               </w:rPr>
-              <w:t>Component</w:t>
+              <w:t>Version</w:t>
             </w:r>
           </w:p>
         </w:tc>
         <w:tc>
           <w:tcPr>
-            <w:tcW w:type="dxa" w:w="4320"/>
-            <w:shd w:val="clear" w:color="auto" w:fill="FF975C"/>
+            <w:tcW w:type="dxa" w:w="2160"/>
           </w:tcPr>
           <w:p>
             <w:r>
               <w:rPr>
                 <w:b/>
-                <w:sz w:val="20"/>
               </w:rPr>
-              <w:t>Technology</w:t>
+              <w:t>Date</w:t>
+            </w:r>
+          </w:p>
+        </w:tc>
+        <w:tc>
+          <w:tcPr>
+            <w:tcW w:type="dxa" w:w="2160"/>
+          </w:tcPr>
+          <w:p>
+            <w:r>
+              <w:rPr>
+                <w:b/>
+              </w:rPr>
+              <w:t>Author</w:t>
+            </w:r>
+          </w:p>
+        </w:tc>
+        <w:tc>
+          <w:tcPr>
+            <w:tcW w:type="dxa" w:w="2160"/>
+          </w:tcPr>
+          <w:p>
+            <w:r>
+              <w:rPr>
+                <w:b/>
+              </w:rPr>
+              <w:t>Changes</w:t>
             </w:r>
           </w:p>
         </w:tc>
@@ -96,167 +102,67 @@
       <w:tr>
         <w:tc>
           <w:tcPr>
-            <w:tcW w:type="dxa" w:w="4320"/>
+            <w:tcW w:type="dxa" w:w="2160"/>
+          </w:tcPr>
+          <w:p/>
+        </w:tc>
+        <w:tc>
+          <w:tcPr>
+            <w:tcW w:type="dxa" w:w="2160"/>
+          </w:tcPr>
+          <w:p/>
+        </w:tc>
+        <w:tc>
+          <w:tcPr>
+            <w:tcW w:type="dxa" w:w="2160"/>
+          </w:tcPr>
+          <w:p/>
+        </w:tc>
+        <w:tc>
+          <w:tcPr>
+            <w:tcW w:type="dxa" w:w="2160"/>
+          </w:tcPr>
+          <w:p/>
+        </w:tc>
+      </w:tr>
+      <w:tr>
+        <w:tc>
+          <w:tcPr>
+            <w:tcW w:type="dxa" w:w="2160"/>
           </w:tcPr>
           <w:p>
             <w:r>
-              <w:rPr>
-                <w:sz w:val="20"/>
-              </w:rPr>
-              <w:t>Framework</w:t>
+              <w:t>3.0</w:t>
             </w:r>
           </w:p>
         </w:tc>
         <w:tc>
           <w:tcPr>
-            <w:tcW w:type="dxa" w:w="4320"/>
+            <w:tcW w:type="dxa" w:w="2160"/>
           </w:tcPr>
           <w:p>
             <w:r>
-              <w:rPr>
-                <w:sz w:val="20"/>
-              </w:rPr>
-              <w:t>Flutter 3.35.4 / Dart 3.9.2</w:t>
-            </w:r>
-          </w:p>
-        </w:tc>
-      </w:tr>
-      <w:tr>
-        <w:tc>
-          <w:tcPr>
-            <w:tcW w:type="dxa" w:w="4320"/>
-          </w:tcPr>
-          <w:p>
-            <w:r>
-              <w:rPr>
-                <w:sz w:val="20"/>
-              </w:rPr>
-              <w:t>Backend</w:t>
+              <w:t>June 2026</w:t>
             </w:r>
           </w:p>
         </w:tc>
         <w:tc>
           <w:tcPr>
-            <w:tcW w:type="dxa" w:w="4320"/>
+            <w:tcW w:type="dxa" w:w="2160"/>
           </w:tcPr>
           <w:p>
             <w:r>
-              <w:rPr>
-                <w:sz w:val="20"/>
-              </w:rPr>
-              <w:t>Firebase (Firestore, Auth, Storage, Messaging)</w:t>
-            </w:r>
-          </w:p>
-        </w:tc>
-      </w:tr>
-      <w:tr>
-        <w:tc>
-          <w:tcPr>
-            <w:tcW w:type="dxa" w:w="4320"/>
-          </w:tcPr>
-          <w:p>
-            <w:r>
-              <w:rPr>
-                <w:sz w:val="20"/>
-              </w:rPr>
-              <w:t>Affiliate Engine</w:t>
+              <w:t>Conrad / Malgorzata</w:t>
             </w:r>
           </w:p>
         </w:tc>
         <w:tc>
           <w:tcPr>
-            <w:tcW w:type="dxa" w:w="4320"/>
+            <w:tcW w:type="dxa" w:w="2160"/>
           </w:tcPr>
           <w:p>
             <w:r>
-              <w:rPr>
-                <w:sz w:val="20"/>
-              </w:rPr>
-              <w:t>RevGlue (Publisher ID 1202)</w:t>
-            </w:r>
-          </w:p>
-        </w:tc>
-      </w:tr>
-      <w:tr>
-        <w:tc>
-          <w:tcPr>
-            <w:tcW w:type="dxa" w:w="4320"/>
-          </w:tcPr>
-          <w:p>
-            <w:r>
-              <w:rPr>
-                <w:sz w:val="20"/>
-              </w:rPr>
-              <w:t>In-App Purchases</w:t>
-            </w:r>
-          </w:p>
-        </w:tc>
-        <w:tc>
-          <w:tcPr>
-            <w:tcW w:type="dxa" w:w="4320"/>
-          </w:tcPr>
-          <w:p>
-            <w:r>
-              <w:rPr>
-                <w:sz w:val="20"/>
-              </w:rPr>
-              <w:t>in_app_purchase 3.2.0</w:t>
-            </w:r>
-          </w:p>
-        </w:tc>
-      </w:tr>
-      <w:tr>
-        <w:tc>
-          <w:tcPr>
-            <w:tcW w:type="dxa" w:w="4320"/>
-          </w:tcPr>
-          <w:p>
-            <w:r>
-              <w:rPr>
-                <w:sz w:val="20"/>
-              </w:rPr>
-              <w:t>Android SDK</w:t>
-            </w:r>
-          </w:p>
-        </w:tc>
-        <w:tc>
-          <w:tcPr>
-            <w:tcW w:type="dxa" w:w="4320"/>
-          </w:tcPr>
-          <w:p>
-            <w:r>
-              <w:rPr>
-                <w:sz w:val="20"/>
-              </w:rPr>
-              <w:t>API Level 35 (Android 15)</w:t>
-            </w:r>
-          </w:p>
-        </w:tc>
-      </w:tr>
-      <w:tr>
-        <w:tc>
-          <w:tcPr>
-            <w:tcW w:type="dxa" w:w="4320"/>
-          </w:tcPr>
-          <w:p>
-            <w:r>
-              <w:rPr>
-                <w:sz w:val="20"/>
-              </w:rPr>
-              <w:t>Java</w:t>
-            </w:r>
-          </w:p>
-        </w:tc>
-        <w:tc>
-          <w:tcPr>
-            <w:tcW w:type="dxa" w:w="4320"/>
-          </w:tcPr>
-          <w:p>
-            <w:r>
-              <w:rPr>
-                <w:sz w:val="20"/>
-              </w:rPr>
-              <w:t>OpenJDK 17.0.2</w:t>
+              <w:t>Removed RevGlue/Deals references. Updated to 5-tab navigation. Added iOS TestFlight notes.</w:t>
             </w:r>
           </w:p>
         </w:tc>
@@ -267,225 +173,13 @@
         <w:pStyle w:val="Heading1"/>
       </w:pPr>
       <w:r>
-        <w:rPr>
-          <w:color w:val="262A35"/>
-        </w:rPr>
-        <w:t>2. Environment Setup</w:t>
-      </w:r>
-    </w:p>
-    <w:p>
-      <w:pPr>
-        <w:pStyle w:val="Heading2"/>
-      </w:pPr>
-      <w:r>
-        <w:rPr>
-          <w:color w:val="262A35"/>
-        </w:rPr>
-        <w:t>2.1 Prerequisites</w:t>
-      </w:r>
-    </w:p>
-    <w:p>
-      <w:pPr>
-        <w:pStyle w:val="ListBullet"/>
-      </w:pPr>
-      <w:r>
-        <w:t>Flutter SDK 3.35.4</w:t>
-      </w:r>
-    </w:p>
-    <w:p>
-      <w:pPr>
-        <w:pStyle w:val="ListBullet"/>
-      </w:pPr>
-      <w:r>
-        <w:t>Dart SDK 3.9.2</w:t>
-      </w:r>
-    </w:p>
-    <w:p>
-      <w:pPr>
-        <w:pStyle w:val="ListBullet"/>
-      </w:pPr>
-      <w:r>
-        <w:t>Android Studio with SDK 35</w:t>
-      </w:r>
-    </w:p>
-    <w:p>
-      <w:pPr>
-        <w:pStyle w:val="ListBullet"/>
-      </w:pPr>
-      <w:r>
-        <w:t>Java 17</w:t>
-      </w:r>
-    </w:p>
-    <w:p>
-      <w:pPr>
-        <w:pStyle w:val="ListBullet"/>
-      </w:pPr>
-      <w:r>
-        <w:t>Firebase project configured</w:t>
-      </w:r>
-    </w:p>
-    <w:p>
-      <w:pPr>
-        <w:pStyle w:val="ListBullet"/>
-      </w:pPr>
-      <w:r>
-        <w:t>RevGlue account with RevEmbed enabled (Publisher ID 1202)</w:t>
-      </w:r>
-    </w:p>
-    <w:p>
-      <w:pPr>
-        <w:pStyle w:val="Heading2"/>
-      </w:pPr>
-      <w:r>
-        <w:rPr>
-          <w:color w:val="262A35"/>
-        </w:rPr>
-        <w:t>2.2 Firebase Configuration</w:t>
-      </w:r>
-    </w:p>
-    <w:p>
-      <w:pPr>
-        <w:pStyle w:val="ListBullet"/>
-      </w:pPr>
-      <w:r>
-        <w:t>Place google-services.json in android/app/</w:t>
-      </w:r>
-    </w:p>
-    <w:p>
-      <w:pPr>
-        <w:pStyle w:val="ListBullet"/>
-      </w:pPr>
-      <w:r>
-        <w:t>Ensure firebase_options.dart has Web and Android configs</w:t>
-      </w:r>
-    </w:p>
-    <w:p>
-      <w:pPr>
-        <w:pStyle w:val="ListBullet"/>
-      </w:pPr>
-      <w:r>
-        <w:t>Firestore security rules configured for development/production</w:t>
-      </w:r>
-    </w:p>
-    <w:p>
-      <w:pPr>
-        <w:pStyle w:val="Heading2"/>
-      </w:pPr>
-      <w:r>
-        <w:rPr>
-          <w:color w:val="262A35"/>
-        </w:rPr>
-        <w:t>2.3 RevGlue Configuration</w:t>
-      </w:r>
-    </w:p>
-    <w:p>
-      <w:r>
-        <w:rPr>
-          <w:b w:val="0"/>
-          <w:i w:val="0"/>
-          <w:sz w:val="22"/>
-        </w:rPr>
-        <w:t>No server-side configuration required. The Publisher ID (1202) is embedded in the RevGlueService class. The RevGlue API endpoints are public REST APIs that return JSON data based on the Publisher ID.</w:t>
-      </w:r>
-    </w:p>
-    <w:p>
-      <w:pPr>
-        <w:pStyle w:val="Heading1"/>
-      </w:pPr>
-      <w:r>
-        <w:rPr>
-          <w:color w:val="262A35"/>
-        </w:rPr>
-        <w:t>3. Build Commands</w:t>
-      </w:r>
-    </w:p>
-    <w:p>
-      <w:pPr>
-        <w:pStyle w:val="Heading2"/>
-      </w:pPr>
-      <w:r>
-        <w:rPr>
-          <w:color w:val="262A35"/>
-        </w:rPr>
-        <w:t>3.1 Development (Web Preview)</w:t>
-      </w:r>
-    </w:p>
-    <w:p>
-      <w:r>
-        <w:rPr>
-          <w:b w:val="0"/>
-          <w:i w:val="0"/>
-          <w:sz w:val="20"/>
-        </w:rPr>
-        <w:t>flutter pub get</w:t>
-        <w:br/>
-        <w:t>flutter build web --release</w:t>
-        <w:br/>
-        <w:t>python3 -m http.server 5060 --directory build/web --bind 0.0.0.0</w:t>
-      </w:r>
-    </w:p>
-    <w:p>
-      <w:pPr>
-        <w:pStyle w:val="Heading2"/>
-      </w:pPr>
-      <w:r>
-        <w:rPr>
-          <w:color w:val="262A35"/>
-        </w:rPr>
-        <w:t>3.2 Release (Android APK)</w:t>
-      </w:r>
-    </w:p>
-    <w:p>
-      <w:r>
-        <w:rPr>
-          <w:b w:val="0"/>
-          <w:i w:val="0"/>
-          <w:sz w:val="20"/>
-        </w:rPr>
-        <w:t>flutter pub get</w:t>
-        <w:br/>
-        <w:t>flutter build apk --release</w:t>
-      </w:r>
-    </w:p>
-    <w:p>
-      <w:pPr>
-        <w:pStyle w:val="Heading2"/>
-      </w:pPr>
-      <w:r>
-        <w:rPr>
-          <w:color w:val="262A35"/>
-        </w:rPr>
-        <w:t>3.3 Release (Android App Bundle)</w:t>
-      </w:r>
-    </w:p>
-    <w:p>
-      <w:r>
-        <w:rPr>
-          <w:b w:val="0"/>
-          <w:i w:val="0"/>
-          <w:sz w:val="20"/>
-        </w:rPr>
-        <w:t>flutter pub get</w:t>
-        <w:br/>
-        <w:t>flutter build appbundle --release</w:t>
-      </w:r>
-    </w:p>
-    <w:p>
-      <w:pPr>
-        <w:pStyle w:val="Heading1"/>
-      </w:pPr>
-      <w:r>
-        <w:rPr>
-          <w:color w:val="262A35"/>
-        </w:rPr>
-        <w:t>4. Dependencies</w:t>
+        <w:t>1. Environment Setup</w:t>
       </w:r>
     </w:p>
     <w:tbl>
       <w:tblPr>
-        <w:tblStyle w:val="LightGrid-Accent1"/>
+        <w:tblStyle w:val="TableGrid"/>
         <w:tblW w:type="auto" w:w="0"/>
-        <w:jc w:val="center"/>
         <w:tblLook w:firstColumn="1" w:firstRow="1" w:lastColumn="0" w:lastRow="0" w:noHBand="0" w:noVBand="1" w:val="04A0"/>
       </w:tblPr>
       <w:tblGrid>
@@ -497,13 +191,754 @@
         <w:tc>
           <w:tcPr>
             <w:tcW w:type="dxa" w:w="2880"/>
-            <w:shd w:val="clear" w:color="auto" w:fill="FF975C"/>
           </w:tcPr>
           <w:p>
             <w:r>
               <w:rPr>
                 <w:b/>
-                <w:sz w:val="20"/>
+              </w:rPr>
+              <w:t>Component</w:t>
+            </w:r>
+          </w:p>
+        </w:tc>
+        <w:tc>
+          <w:tcPr>
+            <w:tcW w:type="dxa" w:w="2880"/>
+          </w:tcPr>
+          <w:p>
+            <w:r>
+              <w:rPr>
+                <w:b/>
+              </w:rPr>
+              <w:t>Version</w:t>
+            </w:r>
+          </w:p>
+        </w:tc>
+        <w:tc>
+          <w:tcPr>
+            <w:tcW w:type="dxa" w:w="2880"/>
+          </w:tcPr>
+          <w:p>
+            <w:r>
+              <w:rPr>
+                <w:b/>
+              </w:rPr>
+              <w:t>Notes</w:t>
+            </w:r>
+          </w:p>
+        </w:tc>
+      </w:tr>
+      <w:tr>
+        <w:tc>
+          <w:tcPr>
+            <w:tcW w:type="dxa" w:w="2880"/>
+          </w:tcPr>
+          <w:p/>
+        </w:tc>
+        <w:tc>
+          <w:tcPr>
+            <w:tcW w:type="dxa" w:w="2880"/>
+          </w:tcPr>
+          <w:p/>
+        </w:tc>
+        <w:tc>
+          <w:tcPr>
+            <w:tcW w:type="dxa" w:w="2880"/>
+          </w:tcPr>
+          <w:p/>
+        </w:tc>
+      </w:tr>
+      <w:tr>
+        <w:tc>
+          <w:tcPr>
+            <w:tcW w:type="dxa" w:w="2880"/>
+          </w:tcPr>
+          <w:p/>
+        </w:tc>
+        <w:tc>
+          <w:tcPr>
+            <w:tcW w:type="dxa" w:w="2880"/>
+          </w:tcPr>
+          <w:p/>
+        </w:tc>
+        <w:tc>
+          <w:tcPr>
+            <w:tcW w:type="dxa" w:w="2880"/>
+          </w:tcPr>
+          <w:p/>
+        </w:tc>
+      </w:tr>
+      <w:tr>
+        <w:tc>
+          <w:tcPr>
+            <w:tcW w:type="dxa" w:w="2880"/>
+          </w:tcPr>
+          <w:p/>
+        </w:tc>
+        <w:tc>
+          <w:tcPr>
+            <w:tcW w:type="dxa" w:w="2880"/>
+          </w:tcPr>
+          <w:p/>
+        </w:tc>
+        <w:tc>
+          <w:tcPr>
+            <w:tcW w:type="dxa" w:w="2880"/>
+          </w:tcPr>
+          <w:p/>
+        </w:tc>
+      </w:tr>
+      <w:tr>
+        <w:tc>
+          <w:tcPr>
+            <w:tcW w:type="dxa" w:w="2880"/>
+          </w:tcPr>
+          <w:p/>
+        </w:tc>
+        <w:tc>
+          <w:tcPr>
+            <w:tcW w:type="dxa" w:w="2880"/>
+          </w:tcPr>
+          <w:p/>
+        </w:tc>
+        <w:tc>
+          <w:tcPr>
+            <w:tcW w:type="dxa" w:w="2880"/>
+          </w:tcPr>
+          <w:p/>
+        </w:tc>
+      </w:tr>
+      <w:tr>
+        <w:tc>
+          <w:tcPr>
+            <w:tcW w:type="dxa" w:w="2880"/>
+          </w:tcPr>
+          <w:p/>
+        </w:tc>
+        <w:tc>
+          <w:tcPr>
+            <w:tcW w:type="dxa" w:w="2880"/>
+          </w:tcPr>
+          <w:p/>
+        </w:tc>
+        <w:tc>
+          <w:tcPr>
+            <w:tcW w:type="dxa" w:w="2880"/>
+          </w:tcPr>
+          <w:p/>
+        </w:tc>
+      </w:tr>
+      <w:tr>
+        <w:tc>
+          <w:tcPr>
+            <w:tcW w:type="dxa" w:w="2880"/>
+          </w:tcPr>
+          <w:p/>
+        </w:tc>
+        <w:tc>
+          <w:tcPr>
+            <w:tcW w:type="dxa" w:w="2880"/>
+          </w:tcPr>
+          <w:p/>
+        </w:tc>
+        <w:tc>
+          <w:tcPr>
+            <w:tcW w:type="dxa" w:w="2880"/>
+          </w:tcPr>
+          <w:p/>
+        </w:tc>
+      </w:tr>
+      <w:tr>
+        <w:tc>
+          <w:tcPr>
+            <w:tcW w:type="dxa" w:w="2880"/>
+          </w:tcPr>
+          <w:p/>
+        </w:tc>
+        <w:tc>
+          <w:tcPr>
+            <w:tcW w:type="dxa" w:w="2880"/>
+          </w:tcPr>
+          <w:p/>
+        </w:tc>
+        <w:tc>
+          <w:tcPr>
+            <w:tcW w:type="dxa" w:w="2880"/>
+          </w:tcPr>
+          <w:p/>
+        </w:tc>
+      </w:tr>
+      <w:tr>
+        <w:tc>
+          <w:tcPr>
+            <w:tcW w:type="dxa" w:w="2880"/>
+          </w:tcPr>
+          <w:p>
+            <w:r>
+              <w:t>Flutter SDK</w:t>
+            </w:r>
+          </w:p>
+        </w:tc>
+        <w:tc>
+          <w:tcPr>
+            <w:tcW w:type="dxa" w:w="2880"/>
+          </w:tcPr>
+          <w:p>
+            <w:r>
+              <w:t>3.35.4</w:t>
+            </w:r>
+          </w:p>
+        </w:tc>
+        <w:tc>
+          <w:tcPr>
+            <w:tcW w:type="dxa" w:w="2880"/>
+          </w:tcPr>
+          <w:p>
+            <w:r>
+              <w:t>DO NOT UPDATE — locked for stability</w:t>
+            </w:r>
+          </w:p>
+        </w:tc>
+      </w:tr>
+      <w:tr>
+        <w:tc>
+          <w:tcPr>
+            <w:tcW w:type="dxa" w:w="2880"/>
+          </w:tcPr>
+          <w:p>
+            <w:r>
+              <w:t>Dart</w:t>
+            </w:r>
+          </w:p>
+        </w:tc>
+        <w:tc>
+          <w:tcPr>
+            <w:tcW w:type="dxa" w:w="2880"/>
+          </w:tcPr>
+          <w:p>
+            <w:r>
+              <w:t>3.9.2</w:t>
+            </w:r>
+          </w:p>
+        </w:tc>
+        <w:tc>
+          <w:tcPr>
+            <w:tcW w:type="dxa" w:w="2880"/>
+          </w:tcPr>
+          <w:p>
+            <w:r>
+              <w:t>DO NOT UPDATE — locked for stability</w:t>
+            </w:r>
+          </w:p>
+        </w:tc>
+      </w:tr>
+      <w:tr>
+        <w:tc>
+          <w:tcPr>
+            <w:tcW w:type="dxa" w:w="2880"/>
+          </w:tcPr>
+          <w:p>
+            <w:r>
+              <w:t>Android Studio / SDK</w:t>
+            </w:r>
+          </w:p>
+        </w:tc>
+        <w:tc>
+          <w:tcPr>
+            <w:tcW w:type="dxa" w:w="2880"/>
+          </w:tcPr>
+          <w:p>
+            <w:r>
+              <w:t>API Level 35</w:t>
+            </w:r>
+          </w:p>
+        </w:tc>
+        <w:tc>
+          <w:tcPr>
+            <w:tcW w:type="dxa" w:w="2880"/>
+          </w:tcPr>
+          <w:p>
+            <w:r>
+              <w:t>DO NOT UPDATE</w:t>
+            </w:r>
+          </w:p>
+        </w:tc>
+      </w:tr>
+      <w:tr>
+        <w:tc>
+          <w:tcPr>
+            <w:tcW w:type="dxa" w:w="2880"/>
+          </w:tcPr>
+          <w:p>
+            <w:r>
+              <w:t>Java</w:t>
+            </w:r>
+          </w:p>
+        </w:tc>
+        <w:tc>
+          <w:tcPr>
+            <w:tcW w:type="dxa" w:w="2880"/>
+          </w:tcPr>
+          <w:p>
+            <w:r>
+              <w:t>OpenJDK 17.0.2</w:t>
+            </w:r>
+          </w:p>
+        </w:tc>
+        <w:tc>
+          <w:tcPr>
+            <w:tcW w:type="dxa" w:w="2880"/>
+          </w:tcPr>
+          <w:p>
+            <w:r>
+              <w:t>DO NOT UPDATE</w:t>
+            </w:r>
+          </w:p>
+        </w:tc>
+      </w:tr>
+      <w:tr>
+        <w:tc>
+          <w:tcPr>
+            <w:tcW w:type="dxa" w:w="2880"/>
+          </w:tcPr>
+          <w:p>
+            <w:r>
+              <w:t>Xcode</w:t>
+            </w:r>
+          </w:p>
+        </w:tc>
+        <w:tc>
+          <w:tcPr>
+            <w:tcW w:type="dxa" w:w="2880"/>
+          </w:tcPr>
+          <w:p>
+            <w:r>
+              <w:t>Latest stable</w:t>
+            </w:r>
+          </w:p>
+        </w:tc>
+        <w:tc>
+          <w:tcPr>
+            <w:tcW w:type="dxa" w:w="2880"/>
+          </w:tcPr>
+          <w:p>
+            <w:r>
+              <w:t>Required for iOS builds</w:t>
+            </w:r>
+          </w:p>
+        </w:tc>
+      </w:tr>
+      <w:tr>
+        <w:tc>
+          <w:tcPr>
+            <w:tcW w:type="dxa" w:w="2880"/>
+          </w:tcPr>
+          <w:p>
+            <w:r>
+              <w:t>Firebase CLI</w:t>
+            </w:r>
+          </w:p>
+        </w:tc>
+        <w:tc>
+          <w:tcPr>
+            <w:tcW w:type="dxa" w:w="2880"/>
+          </w:tcPr>
+          <w:p>
+            <w:r>
+              <w:t>Latest</w:t>
+            </w:r>
+          </w:p>
+        </w:tc>
+        <w:tc>
+          <w:tcPr>
+            <w:tcW w:type="dxa" w:w="2880"/>
+          </w:tcPr>
+          <w:p>
+            <w:r>
+              <w:t>For Firebase deployment</w:t>
+            </w:r>
+          </w:p>
+        </w:tc>
+      </w:tr>
+      <w:tr>
+        <w:tc>
+          <w:tcPr>
+            <w:tcW w:type="dxa" w:w="2880"/>
+          </w:tcPr>
+          <w:p>
+            <w:r>
+              <w:t>CocoaPods</w:t>
+            </w:r>
+          </w:p>
+        </w:tc>
+        <w:tc>
+          <w:tcPr>
+            <w:tcW w:type="dxa" w:w="2880"/>
+          </w:tcPr>
+          <w:p>
+            <w:r>
+              <w:t>Latest</w:t>
+            </w:r>
+          </w:p>
+        </w:tc>
+        <w:tc>
+          <w:tcPr>
+            <w:tcW w:type="dxa" w:w="2880"/>
+          </w:tcPr>
+          <w:p>
+            <w:r>
+              <w:t>Required for iOS pod install</w:t>
+            </w:r>
+          </w:p>
+        </w:tc>
+      </w:tr>
+    </w:tbl>
+    <w:p>
+      <w:pPr>
+        <w:pStyle w:val="Heading1"/>
+      </w:pPr>
+      <w:r>
+        <w:t>2. Firebase Configuration</w:t>
+      </w:r>
+    </w:p>
+    <w:p>
+      <w:pPr>
+        <w:pStyle w:val="ListBullet"/>
+      </w:pPr>
+      <w:r>
+        <w:t>Place google-services.json at android/app/google-services.json</w:t>
+      </w:r>
+    </w:p>
+    <w:p>
+      <w:pPr>
+        <w:pStyle w:val="ListBullet"/>
+      </w:pPr>
+      <w:r>
+        <w:t>Place GoogleService-Info.plist at ios/Runner/GoogleService-Info.plist</w:t>
+      </w:r>
+    </w:p>
+    <w:p>
+      <w:pPr>
+        <w:pStyle w:val="ListBullet"/>
+      </w:pPr>
+      <w:r>
+        <w:t>Ensure firebase_options.dart exists at lib/config/firebase_options.dart</w:t>
+      </w:r>
+    </w:p>
+    <w:p>
+      <w:pPr>
+        <w:pStyle w:val="ListBullet"/>
+      </w:pPr>
+      <w:r>
+        <w:t>Firestore database must be created in Firebase Console before first run</w:t>
+      </w:r>
+    </w:p>
+    <w:p>
+      <w:pPr>
+        <w:pStyle w:val="ListBullet"/>
+      </w:pPr>
+      <w:r>
+        <w:t>Firestore security rules must be configured (see Section 3)</w:t>
+      </w:r>
+    </w:p>
+    <w:p>
+      <w:pPr>
+        <w:pStyle w:val="ListBullet"/>
+      </w:pPr>
+      <w:r>
+        <w:t>Firebase Auth must have Phone provider enabled</w:t>
+      </w:r>
+    </w:p>
+    <w:p>
+      <w:pPr>
+        <w:pStyle w:val="ListBullet"/>
+      </w:pPr>
+      <w:r>
+        <w:t>Firebase Storage must be enabled with appropriate rules</w:t>
+      </w:r>
+    </w:p>
+    <w:p>
+      <w:pPr>
+        <w:pStyle w:val="ListBullet"/>
+      </w:pPr>
+      <w:r>
+        <w:t>Crashlytics: enabled in firebase_options.dart and main.dart</w:t>
+      </w:r>
+    </w:p>
+    <w:p>
+      <w:pPr>
+        <w:pStyle w:val="ListBullet"/>
+      </w:pPr>
+      <w:r>
+        <w:t>Firebase Analytics: enabled</w:t>
+      </w:r>
+    </w:p>
+    <w:p>
+      <w:pPr>
+        <w:pStyle w:val="ListBullet"/>
+      </w:pPr>
+      <w:r>
+        <w:t>FCM: configured for push notifications (Android + iOS)</w:t>
+      </w:r>
+    </w:p>
+    <w:p>
+      <w:pPr>
+        <w:pStyle w:val="Heading1"/>
+      </w:pPr>
+      <w:r>
+        <w:t>3. Firestore Security Rules</w:t>
+      </w:r>
+    </w:p>
+    <w:p>
+      <w:r>
+        <w:rPr>
+          <w:b w:val="0"/>
+        </w:rPr>
+        <w:t>Development rules (allow all reads and writes within authenticated context):</w:t>
+      </w:r>
+    </w:p>
+    <w:p>
+      <w:r>
+        <w:rPr>
+          <w:b w:val="0"/>
+        </w:rPr>
+        <w:t>rules_version = '2';</w:t>
+        <w:br/>
+        <w:t>service cloud.firestore {</w:t>
+        <w:br/>
+        <w:t xml:space="preserve">  match /databases/{database}/documents {</w:t>
+        <w:br/>
+        <w:t xml:space="preserve">    match /{document=**} {</w:t>
+        <w:br/>
+        <w:t xml:space="preserve">      allow read, write: if request.auth != null;</w:t>
+        <w:br/>
+        <w:t xml:space="preserve">    }</w:t>
+        <w:br/>
+        <w:t xml:space="preserve">  }</w:t>
+        <w:br/>
+        <w:t>}</w:t>
+      </w:r>
+    </w:p>
+    <w:p>
+      <w:r>
+        <w:rPr>
+          <w:b w:val="0"/>
+        </w:rPr>
+        <w:t>Production rules should be scoped per collection with borough validation.</w:t>
+      </w:r>
+    </w:p>
+    <w:p>
+      <w:pPr>
+        <w:pStyle w:val="Heading1"/>
+      </w:pPr>
+      <w:r>
+        <w:t>4. Android Build</w:t>
+      </w:r>
+    </w:p>
+    <w:p>
+      <w:r>
+        <w:rPr>
+          <w:b w:val="0"/>
+        </w:rPr>
+        <w:t>Commands to build and deploy Android app:</w:t>
+      </w:r>
+    </w:p>
+    <w:p>
+      <w:pPr>
+        <w:pStyle w:val="ListBullet"/>
+      </w:pPr>
+      <w:r>
+        <w:t>cd /home/user/flutter_app</w:t>
+      </w:r>
+    </w:p>
+    <w:p>
+      <w:pPr>
+        <w:pStyle w:val="ListBullet"/>
+      </w:pPr>
+      <w:r>
+        <w:t>flutter pub get</w:t>
+      </w:r>
+    </w:p>
+    <w:p>
+      <w:pPr>
+        <w:pStyle w:val="ListBullet"/>
+      </w:pPr>
+      <w:r>
+        <w:t>flutter analyze  # Must pass before build</w:t>
+      </w:r>
+    </w:p>
+    <w:p>
+      <w:pPr>
+        <w:pStyle w:val="ListBullet"/>
+      </w:pPr>
+      <w:r>
+        <w:t>flutter build apk --release  # Debug APK for testing</w:t>
+      </w:r>
+    </w:p>
+    <w:p>
+      <w:pPr>
+        <w:pStyle w:val="ListBullet"/>
+      </w:pPr>
+      <w:r>
+        <w:t>flutter build appbundle --release  # AAB for Play Store</w:t>
+      </w:r>
+    </w:p>
+    <w:p>
+      <w:r>
+        <w:rPr>
+          <w:b w:val="0"/>
+        </w:rPr>
+        <w:t>Signing config: android/key.properties + android/release-key.jks</w:t>
+      </w:r>
+    </w:p>
+    <w:p>
+      <w:r>
+        <w:rPr>
+          <w:b w:val="0"/>
+        </w:rPr>
+        <w:t>Package name: must match google-services.json package_name exactly</w:t>
+      </w:r>
+    </w:p>
+    <w:p>
+      <w:pPr>
+        <w:pStyle w:val="Heading1"/>
+      </w:pPr>
+      <w:r>
+        <w:t>5. iOS Build</w:t>
+      </w:r>
+    </w:p>
+    <w:p>
+      <w:pPr>
+        <w:pStyle w:val="ListBullet"/>
+      </w:pPr>
+      <w:r>
+        <w:t>cd ios &amp;&amp; pod install &amp;&amp; cd ..</w:t>
+      </w:r>
+    </w:p>
+    <w:p>
+      <w:pPr>
+        <w:pStyle w:val="ListBullet"/>
+      </w:pPr>
+      <w:r>
+        <w:t>Open ios/Runner.xcworkspace in Xcode</w:t>
+      </w:r>
+    </w:p>
+    <w:p>
+      <w:pPr>
+        <w:pStyle w:val="ListBullet"/>
+      </w:pPr>
+      <w:r>
+        <w:t>Set signing team and bundle identifier</w:t>
+      </w:r>
+    </w:p>
+    <w:p>
+      <w:pPr>
+        <w:pStyle w:val="ListBullet"/>
+      </w:pPr>
+      <w:r>
+        <w:t>Ensure AppDelegate.swift sets appVerificationDisabledForTesting BEFORE GeneratedPluginRegistrant.register (test builds only)</w:t>
+      </w:r>
+    </w:p>
+    <w:p>
+      <w:pPr>
+        <w:pStyle w:val="ListBullet"/>
+      </w:pPr>
+      <w:r>
+        <w:t>Product → Archive → Distribute App → TestFlight</w:t>
+      </w:r>
+    </w:p>
+    <w:p>
+      <w:pPr>
+        <w:pStyle w:val="ListBullet"/>
+      </w:pPr>
+      <w:r>
+        <w:t>Wait for App Store Connect processing (~10 minutes)</w:t>
+      </w:r>
+    </w:p>
+    <w:p>
+      <w:pPr>
+        <w:pStyle w:val="ListBullet"/>
+      </w:pPr>
+      <w:r>
+        <w:t>Add internal testers in App Store Connect</w:t>
+      </w:r>
+    </w:p>
+    <w:p>
+      <w:pPr>
+        <w:pStyle w:val="Heading1"/>
+      </w:pPr>
+      <w:r>
+        <w:t>6. Web Preview</w:t>
+      </w:r>
+    </w:p>
+    <w:p>
+      <w:pPr>
+        <w:pStyle w:val="ListBullet"/>
+      </w:pPr>
+      <w:r>
+        <w:t>cd /home/user/flutter_app</w:t>
+      </w:r>
+    </w:p>
+    <w:p>
+      <w:pPr>
+        <w:pStyle w:val="ListBullet"/>
+      </w:pPr>
+      <w:r>
+        <w:t>flutter build web --release</w:t>
+      </w:r>
+    </w:p>
+    <w:p>
+      <w:pPr>
+        <w:pStyle w:val="ListBullet"/>
+      </w:pPr>
+      <w:r>
+        <w:t>python3 -m http.server 5060 --directory build/web --bind 0.0.0.0</w:t>
+      </w:r>
+    </w:p>
+    <w:p>
+      <w:r>
+        <w:rPr>
+          <w:b w:val="0"/>
+        </w:rPr>
+        <w:t>CORS server command for iframe-embedded preview:</w:t>
+      </w:r>
+    </w:p>
+    <w:p>
+      <w:r>
+        <w:rPr>
+          <w:b w:val="0"/>
+        </w:rPr>
+        <w:t>cd build/web &amp;&amp; python3 -c "import http.server, socketserver; [CORS handler]" &amp;</w:t>
+      </w:r>
+    </w:p>
+    <w:p>
+      <w:pPr>
+        <w:pStyle w:val="Heading1"/>
+      </w:pPr>
+      <w:r>
+        <w:t>7. Key Dependencies (pubspec.yaml)</w:t>
+      </w:r>
+    </w:p>
+    <w:tbl>
+      <w:tblPr>
+        <w:tblStyle w:val="TableGrid"/>
+        <w:tblW w:type="auto" w:w="0"/>
+        <w:tblLook w:firstColumn="1" w:firstRow="1" w:lastColumn="0" w:lastRow="0" w:noHBand="0" w:noVBand="1" w:val="04A0"/>
+      </w:tblPr>
+      <w:tblGrid>
+        <w:gridCol w:w="2880"/>
+        <w:gridCol w:w="2880"/>
+        <w:gridCol w:w="2880"/>
+      </w:tblGrid>
+      <w:tr>
+        <w:tc>
+          <w:tcPr>
+            <w:tcW w:type="dxa" w:w="2880"/>
+          </w:tcPr>
+          <w:p>
+            <w:r>
+              <w:rPr>
+                <w:b/>
               </w:rPr>
               <w:t>Package</w:t>
             </w:r>
@@ -512,13 +947,11 @@
         <w:tc>
           <w:tcPr>
             <w:tcW w:type="dxa" w:w="2880"/>
-            <w:shd w:val="clear" w:color="auto" w:fill="FF975C"/>
           </w:tcPr>
           <w:p>
             <w:r>
               <w:rPr>
                 <w:b/>
-                <w:sz w:val="20"/>
               </w:rPr>
               <w:t>Version</w:t>
             </w:r>
@@ -527,13 +960,11 @@
         <w:tc>
           <w:tcPr>
             <w:tcW w:type="dxa" w:w="2880"/>
-            <w:shd w:val="clear" w:color="auto" w:fill="FF975C"/>
           </w:tcPr>
           <w:p>
             <w:r>
               <w:rPr>
                 <w:b/>
-                <w:sz w:val="20"/>
               </w:rPr>
               <w:t>Purpose</w:t>
             </w:r>
@@ -545,12 +976,269 @@
           <w:tcPr>
             <w:tcW w:type="dxa" w:w="2880"/>
           </w:tcPr>
+          <w:p/>
+        </w:tc>
+        <w:tc>
+          <w:tcPr>
+            <w:tcW w:type="dxa" w:w="2880"/>
+          </w:tcPr>
+          <w:p/>
+        </w:tc>
+        <w:tc>
+          <w:tcPr>
+            <w:tcW w:type="dxa" w:w="2880"/>
+          </w:tcPr>
+          <w:p/>
+        </w:tc>
+      </w:tr>
+      <w:tr>
+        <w:tc>
+          <w:tcPr>
+            <w:tcW w:type="dxa" w:w="2880"/>
+          </w:tcPr>
+          <w:p/>
+        </w:tc>
+        <w:tc>
+          <w:tcPr>
+            <w:tcW w:type="dxa" w:w="2880"/>
+          </w:tcPr>
+          <w:p/>
+        </w:tc>
+        <w:tc>
+          <w:tcPr>
+            <w:tcW w:type="dxa" w:w="2880"/>
+          </w:tcPr>
+          <w:p/>
+        </w:tc>
+      </w:tr>
+      <w:tr>
+        <w:tc>
+          <w:tcPr>
+            <w:tcW w:type="dxa" w:w="2880"/>
+          </w:tcPr>
+          <w:p/>
+        </w:tc>
+        <w:tc>
+          <w:tcPr>
+            <w:tcW w:type="dxa" w:w="2880"/>
+          </w:tcPr>
+          <w:p/>
+        </w:tc>
+        <w:tc>
+          <w:tcPr>
+            <w:tcW w:type="dxa" w:w="2880"/>
+          </w:tcPr>
+          <w:p/>
+        </w:tc>
+      </w:tr>
+      <w:tr>
+        <w:tc>
+          <w:tcPr>
+            <w:tcW w:type="dxa" w:w="2880"/>
+          </w:tcPr>
+          <w:p/>
+        </w:tc>
+        <w:tc>
+          <w:tcPr>
+            <w:tcW w:type="dxa" w:w="2880"/>
+          </w:tcPr>
+          <w:p/>
+        </w:tc>
+        <w:tc>
+          <w:tcPr>
+            <w:tcW w:type="dxa" w:w="2880"/>
+          </w:tcPr>
+          <w:p/>
+        </w:tc>
+      </w:tr>
+      <w:tr>
+        <w:tc>
+          <w:tcPr>
+            <w:tcW w:type="dxa" w:w="2880"/>
+          </w:tcPr>
+          <w:p/>
+        </w:tc>
+        <w:tc>
+          <w:tcPr>
+            <w:tcW w:type="dxa" w:w="2880"/>
+          </w:tcPr>
+          <w:p/>
+        </w:tc>
+        <w:tc>
+          <w:tcPr>
+            <w:tcW w:type="dxa" w:w="2880"/>
+          </w:tcPr>
+          <w:p/>
+        </w:tc>
+      </w:tr>
+      <w:tr>
+        <w:tc>
+          <w:tcPr>
+            <w:tcW w:type="dxa" w:w="2880"/>
+          </w:tcPr>
+          <w:p/>
+        </w:tc>
+        <w:tc>
+          <w:tcPr>
+            <w:tcW w:type="dxa" w:w="2880"/>
+          </w:tcPr>
+          <w:p/>
+        </w:tc>
+        <w:tc>
+          <w:tcPr>
+            <w:tcW w:type="dxa" w:w="2880"/>
+          </w:tcPr>
+          <w:p/>
+        </w:tc>
+      </w:tr>
+      <w:tr>
+        <w:tc>
+          <w:tcPr>
+            <w:tcW w:type="dxa" w:w="2880"/>
+          </w:tcPr>
+          <w:p/>
+        </w:tc>
+        <w:tc>
+          <w:tcPr>
+            <w:tcW w:type="dxa" w:w="2880"/>
+          </w:tcPr>
+          <w:p/>
+        </w:tc>
+        <w:tc>
+          <w:tcPr>
+            <w:tcW w:type="dxa" w:w="2880"/>
+          </w:tcPr>
+          <w:p/>
+        </w:tc>
+      </w:tr>
+      <w:tr>
+        <w:tc>
+          <w:tcPr>
+            <w:tcW w:type="dxa" w:w="2880"/>
+          </w:tcPr>
+          <w:p/>
+        </w:tc>
+        <w:tc>
+          <w:tcPr>
+            <w:tcW w:type="dxa" w:w="2880"/>
+          </w:tcPr>
+          <w:p/>
+        </w:tc>
+        <w:tc>
+          <w:tcPr>
+            <w:tcW w:type="dxa" w:w="2880"/>
+          </w:tcPr>
+          <w:p/>
+        </w:tc>
+      </w:tr>
+      <w:tr>
+        <w:tc>
+          <w:tcPr>
+            <w:tcW w:type="dxa" w:w="2880"/>
+          </w:tcPr>
+          <w:p/>
+        </w:tc>
+        <w:tc>
+          <w:tcPr>
+            <w:tcW w:type="dxa" w:w="2880"/>
+          </w:tcPr>
+          <w:p/>
+        </w:tc>
+        <w:tc>
+          <w:tcPr>
+            <w:tcW w:type="dxa" w:w="2880"/>
+          </w:tcPr>
+          <w:p/>
+        </w:tc>
+      </w:tr>
+      <w:tr>
+        <w:tc>
+          <w:tcPr>
+            <w:tcW w:type="dxa" w:w="2880"/>
+          </w:tcPr>
+          <w:p/>
+        </w:tc>
+        <w:tc>
+          <w:tcPr>
+            <w:tcW w:type="dxa" w:w="2880"/>
+          </w:tcPr>
+          <w:p/>
+        </w:tc>
+        <w:tc>
+          <w:tcPr>
+            <w:tcW w:type="dxa" w:w="2880"/>
+          </w:tcPr>
+          <w:p/>
+        </w:tc>
+      </w:tr>
+      <w:tr>
+        <w:tc>
+          <w:tcPr>
+            <w:tcW w:type="dxa" w:w="2880"/>
+          </w:tcPr>
+          <w:p/>
+        </w:tc>
+        <w:tc>
+          <w:tcPr>
+            <w:tcW w:type="dxa" w:w="2880"/>
+          </w:tcPr>
+          <w:p/>
+        </w:tc>
+        <w:tc>
+          <w:tcPr>
+            <w:tcW w:type="dxa" w:w="2880"/>
+          </w:tcPr>
+          <w:p/>
+        </w:tc>
+      </w:tr>
+      <w:tr>
+        <w:tc>
+          <w:tcPr>
+            <w:tcW w:type="dxa" w:w="2880"/>
+          </w:tcPr>
+          <w:p/>
+        </w:tc>
+        <w:tc>
+          <w:tcPr>
+            <w:tcW w:type="dxa" w:w="2880"/>
+          </w:tcPr>
+          <w:p/>
+        </w:tc>
+        <w:tc>
+          <w:tcPr>
+            <w:tcW w:type="dxa" w:w="2880"/>
+          </w:tcPr>
+          <w:p/>
+        </w:tc>
+      </w:tr>
+      <w:tr>
+        <w:tc>
+          <w:tcPr>
+            <w:tcW w:type="dxa" w:w="2880"/>
+          </w:tcPr>
+          <w:p/>
+        </w:tc>
+        <w:tc>
+          <w:tcPr>
+            <w:tcW w:type="dxa" w:w="2880"/>
+          </w:tcPr>
+          <w:p/>
+        </w:tc>
+        <w:tc>
+          <w:tcPr>
+            <w:tcW w:type="dxa" w:w="2880"/>
+          </w:tcPr>
+          <w:p/>
+        </w:tc>
+      </w:tr>
+      <w:tr>
+        <w:tc>
+          <w:tcPr>
+            <w:tcW w:type="dxa" w:w="2880"/>
+          </w:tcPr>
           <w:p>
             <w:r>
-              <w:rPr>
-                <w:sz w:val="20"/>
-              </w:rPr>
-              <w:t>flutter</w:t>
+              <w:t>firebase_core</w:t>
             </w:r>
           </w:p>
         </w:tc>
@@ -560,10 +1248,7 @@
           </w:tcPr>
           <w:p>
             <w:r>
-              <w:rPr>
-                <w:sz w:val="20"/>
-              </w:rPr>
-              <w:t>3.35.4</w:t>
+              <w:t>3.6.0</w:t>
             </w:r>
           </w:p>
         </w:tc>
@@ -573,10 +1258,7 @@
           </w:tcPr>
           <w:p>
             <w:r>
-              <w:rPr>
-                <w:sz w:val="20"/>
-              </w:rPr>
-              <w:t>Core framework</w:t>
+              <w:t>Firebase Core SDK</w:t>
             </w:r>
           </w:p>
         </w:tc>
@@ -588,10 +1270,7 @@
           </w:tcPr>
           <w:p>
             <w:r>
-              <w:rPr>
-                <w:sz w:val="20"/>
-              </w:rPr>
-              <w:t>provider</w:t>
+              <w:t>cloud_firestore</w:t>
             </w:r>
           </w:p>
         </w:tc>
@@ -601,10 +1280,7 @@
           </w:tcPr>
           <w:p>
             <w:r>
-              <w:rPr>
-                <w:sz w:val="20"/>
-              </w:rPr>
-              <w:t>6.1.5+1</w:t>
+              <w:t>5.4.3</w:t>
             </w:r>
           </w:p>
         </w:tc>
@@ -614,10 +1290,7 @@
           </w:tcPr>
           <w:p>
             <w:r>
-              <w:rPr>
-                <w:sz w:val="20"/>
-              </w:rPr>
-              <w:t>State management</w:t>
+              <w:t>Firestore Database</w:t>
             </w:r>
           </w:p>
         </w:tc>
@@ -629,50 +1302,6 @@
           </w:tcPr>
           <w:p>
             <w:r>
-              <w:rPr>
-                <w:sz w:val="20"/>
-              </w:rPr>
-              <w:t>firebase_core</w:t>
-            </w:r>
-          </w:p>
-        </w:tc>
-        <w:tc>
-          <w:tcPr>
-            <w:tcW w:type="dxa" w:w="2880"/>
-          </w:tcPr>
-          <w:p>
-            <w:r>
-              <w:rPr>
-                <w:sz w:val="20"/>
-              </w:rPr>
-              <w:t>3.6.0</w:t>
-            </w:r>
-          </w:p>
-        </w:tc>
-        <w:tc>
-          <w:tcPr>
-            <w:tcW w:type="dxa" w:w="2880"/>
-          </w:tcPr>
-          <w:p>
-            <w:r>
-              <w:rPr>
-                <w:sz w:val="20"/>
-              </w:rPr>
-              <w:t>Firebase core</w:t>
-            </w:r>
-          </w:p>
-        </w:tc>
-      </w:tr>
-      <w:tr>
-        <w:tc>
-          <w:tcPr>
-            <w:tcW w:type="dxa" w:w="2880"/>
-          </w:tcPr>
-          <w:p>
-            <w:r>
-              <w:rPr>
-                <w:sz w:val="20"/>
-              </w:rPr>
               <w:t>firebase_auth</w:t>
             </w:r>
           </w:p>
@@ -683,9 +1312,6 @@
           </w:tcPr>
           <w:p>
             <w:r>
-              <w:rPr>
-                <w:sz w:val="20"/>
-              </w:rPr>
               <w:t>5.3.1</w:t>
             </w:r>
           </w:p>
@@ -696,9 +1322,6 @@
           </w:tcPr>
           <w:p>
             <w:r>
-              <w:rPr>
-                <w:sz w:val="20"/>
-              </w:rPr>
               <w:t>Authentication</w:t>
             </w:r>
           </w:p>
@@ -711,10 +1334,7 @@
           </w:tcPr>
           <w:p>
             <w:r>
-              <w:rPr>
-                <w:sz w:val="20"/>
-              </w:rPr>
-              <w:t>cloud_firestore</w:t>
+              <w:t>firebase_storage</w:t>
             </w:r>
           </w:p>
         </w:tc>
@@ -724,10 +1344,7 @@
           </w:tcPr>
           <w:p>
             <w:r>
-              <w:rPr>
-                <w:sz w:val="20"/>
-              </w:rPr>
-              <w:t>5.4.3</w:t>
+              <w:t>12.3.2</w:t>
             </w:r>
           </w:p>
         </w:tc>
@@ -737,10 +1354,7 @@
           </w:tcPr>
           <w:p>
             <w:r>
-              <w:rPr>
-                <w:sz w:val="20"/>
-              </w:rPr>
-              <w:t>Cloud database</w:t>
+              <w:t>Cloud Storage</w:t>
             </w:r>
           </w:p>
         </w:tc>
@@ -752,10 +1366,7 @@
           </w:tcPr>
           <w:p>
             <w:r>
-              <w:rPr>
-                <w:sz w:val="20"/>
-              </w:rPr>
-              <w:t>firebase_storage</w:t>
+              <w:t>firebase_messaging</w:t>
             </w:r>
           </w:p>
         </w:tc>
@@ -765,10 +1376,7 @@
           </w:tcPr>
           <w:p>
             <w:r>
-              <w:rPr>
-                <w:sz w:val="20"/>
-              </w:rPr>
-              <w:t>12.3.2</w:t>
+              <w:t>15.1.3</w:t>
             </w:r>
           </w:p>
         </w:tc>
@@ -778,10 +1386,7 @@
           </w:tcPr>
           <w:p>
             <w:r>
-              <w:rPr>
-                <w:sz w:val="20"/>
-              </w:rPr>
-              <w:t>File storage</w:t>
+              <w:t>Push Notifications</w:t>
             </w:r>
           </w:p>
         </w:tc>
@@ -793,10 +1398,7 @@
           </w:tcPr>
           <w:p>
             <w:r>
-              <w:rPr>
-                <w:sz w:val="20"/>
-              </w:rPr>
-              <w:t>firebase_messaging</w:t>
+              <w:t>firebase_analytics</w:t>
             </w:r>
           </w:p>
         </w:tc>
@@ -806,10 +1408,7 @@
           </w:tcPr>
           <w:p>
             <w:r>
-              <w:rPr>
-                <w:sz w:val="20"/>
-              </w:rPr>
-              <w:t>15.1.3</w:t>
+              <w:t>11.3.3</w:t>
             </w:r>
           </w:p>
         </w:tc>
@@ -819,10 +1418,7 @@
           </w:tcPr>
           <w:p>
             <w:r>
-              <w:rPr>
-                <w:sz w:val="20"/>
-              </w:rPr>
-              <w:t>Push notifications</w:t>
+              <w:t>Analytics</w:t>
             </w:r>
           </w:p>
         </w:tc>
@@ -834,10 +1430,7 @@
           </w:tcPr>
           <w:p>
             <w:r>
-              <w:rPr>
-                <w:sz w:val="20"/>
-              </w:rPr>
-              <w:t>http</w:t>
+              <w:t>firebase_crashlytics</w:t>
             </w:r>
           </w:p>
         </w:tc>
@@ -847,10 +1440,7 @@
           </w:tcPr>
           <w:p>
             <w:r>
-              <w:rPr>
-                <w:sz w:val="20"/>
-              </w:rPr>
-              <w:t>1.5.0</w:t>
+              <w:t>4.1.3</w:t>
             </w:r>
           </w:p>
         </w:tc>
@@ -860,10 +1450,7 @@
           </w:tcPr>
           <w:p>
             <w:r>
-              <w:rPr>
-                <w:sz w:val="20"/>
-              </w:rPr>
-              <w:t>HTTP client (RevGlue API)</w:t>
+              <w:t>Crash Reporting</w:t>
             </w:r>
           </w:p>
         </w:tc>
@@ -875,10 +1462,7 @@
           </w:tcPr>
           <w:p>
             <w:r>
-              <w:rPr>
-                <w:sz w:val="20"/>
-              </w:rPr>
-              <w:t>url_launcher</w:t>
+              <w:t>provider</w:t>
             </w:r>
           </w:p>
         </w:tc>
@@ -888,10 +1472,7 @@
           </w:tcPr>
           <w:p>
             <w:r>
-              <w:rPr>
-                <w:sz w:val="20"/>
-              </w:rPr>
-              <w:t>6.2.5</w:t>
+              <w:t>6.1.5+1</w:t>
             </w:r>
           </w:p>
         </w:tc>
@@ -901,10 +1482,7 @@
           </w:tcPr>
           <w:p>
             <w:r>
-              <w:rPr>
-                <w:sz w:val="20"/>
-              </w:rPr>
-              <w:t>Open affiliate links in browser</w:t>
+              <w:t>State Management</w:t>
             </w:r>
           </w:p>
         </w:tc>
@@ -916,10 +1494,7 @@
           </w:tcPr>
           <w:p>
             <w:r>
-              <w:rPr>
-                <w:sz w:val="20"/>
-              </w:rPr>
-              <w:t>google_fonts</w:t>
+              <w:t>shared_preferences</w:t>
             </w:r>
           </w:p>
         </w:tc>
@@ -929,10 +1504,7 @@
           </w:tcPr>
           <w:p>
             <w:r>
-              <w:rPr>
-                <w:sz w:val="20"/>
-              </w:rPr>
-              <w:t>6.2.1+</w:t>
+              <w:t>2.5.3</w:t>
             </w:r>
           </w:p>
         </w:tc>
@@ -942,10 +1514,7 @@
           </w:tcPr>
           <w:p>
             <w:r>
-              <w:rPr>
-                <w:sz w:val="20"/>
-              </w:rPr>
-              <w:t>Typography</w:t>
+              <w:t>Key-Value Storage</w:t>
             </w:r>
           </w:p>
         </w:tc>
@@ -957,10 +1526,7 @@
           </w:tcPr>
           <w:p>
             <w:r>
-              <w:rPr>
-                <w:sz w:val="20"/>
-              </w:rPr>
-              <w:t>shared_preferences</w:t>
+              <w:t>hive</w:t>
             </w:r>
           </w:p>
         </w:tc>
@@ -970,10 +1536,7 @@
           </w:tcPr>
           <w:p>
             <w:r>
-              <w:rPr>
-                <w:sz w:val="20"/>
-              </w:rPr>
-              <w:t>2.5.3</w:t>
+              <w:t>2.2.3</w:t>
             </w:r>
           </w:p>
         </w:tc>
@@ -983,10 +1546,7 @@
           </w:tcPr>
           <w:p>
             <w:r>
-              <w:rPr>
-                <w:sz w:val="20"/>
-              </w:rPr>
-              <w:t>Local key-value storage</w:t>
+              <w:t>Document Database</w:t>
             </w:r>
           </w:p>
         </w:tc>
@@ -998,10 +1558,7 @@
           </w:tcPr>
           <w:p>
             <w:r>
-              <w:rPr>
-                <w:sz w:val="20"/>
-              </w:rPr>
-              <w:t>in_app_purchase</w:t>
+              <w:t>hive_flutter</w:t>
             </w:r>
           </w:p>
         </w:tc>
@@ -1011,10 +1568,7 @@
           </w:tcPr>
           <w:p>
             <w:r>
-              <w:rPr>
-                <w:sz w:val="20"/>
-              </w:rPr>
-              <w:t>3.2.0</w:t>
+              <w:t>1.1.0</w:t>
             </w:r>
           </w:p>
         </w:tc>
@@ -1024,10 +1578,7 @@
           </w:tcPr>
           <w:p>
             <w:r>
-              <w:rPr>
-                <w:sz w:val="20"/>
-              </w:rPr>
-              <w:t>Subscription payments</w:t>
+              <w:t>Hive Flutter Integration</w:t>
             </w:r>
           </w:p>
         </w:tc>
@@ -1039,10 +1590,7 @@
           </w:tcPr>
           <w:p>
             <w:r>
-              <w:rPr>
-                <w:sz w:val="20"/>
-              </w:rPr>
-              <w:t>cached_network_image</w:t>
+              <w:t>google_fonts</w:t>
             </w:r>
           </w:p>
         </w:tc>
@@ -1052,10 +1600,7 @@
           </w:tcPr>
           <w:p>
             <w:r>
-              <w:rPr>
-                <w:sz w:val="20"/>
-              </w:rPr>
-              <w:t>3.4.1+</w:t>
+              <w:t>6.2.1</w:t>
             </w:r>
           </w:p>
         </w:tc>
@@ -1065,10 +1610,7 @@
           </w:tcPr>
           <w:p>
             <w:r>
-              <w:rPr>
-                <w:sz w:val="20"/>
-              </w:rPr>
-              <w:t>Image caching</w:t>
+              <w:t>Poppins + Inter fonts</w:t>
             </w:r>
           </w:p>
         </w:tc>
@@ -1080,10 +1622,7 @@
           </w:tcPr>
           <w:p>
             <w:r>
-              <w:rPr>
-                <w:sz w:val="20"/>
-              </w:rPr>
-              <w:t>image_picker</w:t>
+              <w:t>dynamic_color</w:t>
             </w:r>
           </w:p>
         </w:tc>
@@ -1093,10 +1632,7 @@
           </w:tcPr>
           <w:p>
             <w:r>
-              <w:rPr>
-                <w:sz w:val="20"/>
-              </w:rPr>
-              <w:t>1.1.2+</w:t>
+              <w:t>1.7.0</w:t>
             </w:r>
           </w:p>
         </w:tc>
@@ -1106,51 +1642,7 @@
           </w:tcPr>
           <w:p>
             <w:r>
-              <w:rPr>
-                <w:sz w:val="20"/>
-              </w:rPr>
-              <w:t>Photo capture</w:t>
-            </w:r>
-          </w:p>
-        </w:tc>
-      </w:tr>
-      <w:tr>
-        <w:tc>
-          <w:tcPr>
-            <w:tcW w:type="dxa" w:w="2880"/>
-          </w:tcPr>
-          <w:p>
-            <w:r>
-              <w:rPr>
-                <w:sz w:val="20"/>
-              </w:rPr>
-              <w:t>intl</w:t>
-            </w:r>
-          </w:p>
-        </w:tc>
-        <w:tc>
-          <w:tcPr>
-            <w:tcW w:type="dxa" w:w="2880"/>
-          </w:tcPr>
-          <w:p>
-            <w:r>
-              <w:rPr>
-                <w:sz w:val="20"/>
-              </w:rPr>
-              <w:t>0.20.2+</w:t>
-            </w:r>
-          </w:p>
-        </w:tc>
-        <w:tc>
-          <w:tcPr>
-            <w:tcW w:type="dxa" w:w="2880"/>
-          </w:tcPr>
-          <w:p>
-            <w:r>
-              <w:rPr>
-                <w:sz w:val="20"/>
-              </w:rPr>
-              <w:t>Date formatting</w:t>
+              <w:t>Material You dynamic theming</w:t>
             </w:r>
           </w:p>
         </w:tc>
@@ -1161,140 +1653,57 @@
         <w:pStyle w:val="Heading1"/>
       </w:pPr>
       <w:r>
-        <w:rPr>
-          <w:color w:val="262A35"/>
-        </w:rPr>
-        <w:t>5. GitHub Repository</w:t>
+        <w:t>8. Environment Variables &amp; Secrets</w:t>
       </w:r>
     </w:p>
-    <w:tbl>
-      <w:tblPr>
-        <w:tblStyle w:val="LightGrid-Accent1"/>
-        <w:tblW w:type="auto" w:w="0"/>
-        <w:jc w:val="center"/>
-        <w:tblLook w:firstColumn="1" w:firstRow="1" w:lastColumn="0" w:lastRow="0" w:noHBand="0" w:noVBand="1" w:val="04A0"/>
-      </w:tblPr>
-      <w:tblGrid>
-        <w:gridCol w:w="4320"/>
-        <w:gridCol w:w="4320"/>
-      </w:tblGrid>
-      <w:tr>
-        <w:tc>
-          <w:tcPr>
-            <w:tcW w:type="dxa" w:w="4320"/>
-            <w:shd w:val="clear" w:color="auto" w:fill="FF975C"/>
-          </w:tcPr>
-          <w:p>
-            <w:r>
-              <w:rPr>
-                <w:b/>
-                <w:sz w:val="20"/>
-              </w:rPr>
-              <w:t>Setting</w:t>
-            </w:r>
-          </w:p>
-        </w:tc>
-        <w:tc>
-          <w:tcPr>
-            <w:tcW w:type="dxa" w:w="4320"/>
-            <w:shd w:val="clear" w:color="auto" w:fill="FF975C"/>
-          </w:tcPr>
-          <w:p>
-            <w:r>
-              <w:rPr>
-                <w:b/>
-                <w:sz w:val="20"/>
-              </w:rPr>
-              <w:t>Value</w:t>
-            </w:r>
-          </w:p>
-        </w:tc>
-      </w:tr>
-      <w:tr>
-        <w:tc>
-          <w:tcPr>
-            <w:tcW w:type="dxa" w:w="4320"/>
-          </w:tcPr>
-          <w:p>
-            <w:r>
-              <w:rPr>
-                <w:sz w:val="20"/>
-              </w:rPr>
-              <w:t>Repository</w:t>
-            </w:r>
-          </w:p>
-        </w:tc>
-        <w:tc>
-          <w:tcPr>
-            <w:tcW w:type="dxa" w:w="4320"/>
-          </w:tcPr>
-          <w:p>
-            <w:r>
-              <w:rPr>
-                <w:sz w:val="20"/>
-              </w:rPr>
-              <w:t>https://github.com/cdcruz007/huddl</w:t>
-            </w:r>
-          </w:p>
-        </w:tc>
-      </w:tr>
-      <w:tr>
-        <w:tc>
-          <w:tcPr>
-            <w:tcW w:type="dxa" w:w="4320"/>
-          </w:tcPr>
-          <w:p>
-            <w:r>
-              <w:rPr>
-                <w:sz w:val="20"/>
-              </w:rPr>
-              <w:t>Branch</w:t>
-            </w:r>
-          </w:p>
-        </w:tc>
-        <w:tc>
-          <w:tcPr>
-            <w:tcW w:type="dxa" w:w="4320"/>
-          </w:tcPr>
-          <w:p>
-            <w:r>
-              <w:rPr>
-                <w:sz w:val="20"/>
-              </w:rPr>
-              <w:t>main</w:t>
-            </w:r>
-          </w:p>
-        </w:tc>
-      </w:tr>
-      <w:tr>
-        <w:tc>
-          <w:tcPr>
-            <w:tcW w:type="dxa" w:w="4320"/>
-          </w:tcPr>
-          <w:p>
-            <w:r>
-              <w:rPr>
-                <w:sz w:val="20"/>
-              </w:rPr>
-              <w:t>CI/CD</w:t>
-            </w:r>
-          </w:p>
-        </w:tc>
-        <w:tc>
-          <w:tcPr>
-            <w:tcW w:type="dxa" w:w="4320"/>
-          </w:tcPr>
-          <w:p>
-            <w:r>
-              <w:rPr>
-                <w:sz w:val="20"/>
-              </w:rPr>
-              <w:t>GitHub Actions (planned)</w:t>
-            </w:r>
-          </w:p>
-        </w:tc>
-      </w:tr>
-    </w:tbl>
+    <w:p>
+      <w:r>
+        <w:rPr>
+          <w:b w:val="0"/>
+        </w:rPr>
+        <w:t>Never commit secrets to git. Store in:</w:t>
+      </w:r>
+    </w:p>
+    <w:p>
+      <w:pPr>
+        <w:pStyle w:val="ListBullet"/>
+      </w:pPr>
+      <w:r>
+        <w:t>android/key.properties — keystore path and passwords</w:t>
+      </w:r>
+    </w:p>
+    <w:p>
+      <w:pPr>
+        <w:pStyle w:val="ListBullet"/>
+      </w:pPr>
+      <w:r>
+        <w:t>android/app/google-services.json — Firebase Android config (gitignored)</w:t>
+      </w:r>
+    </w:p>
+    <w:p>
+      <w:pPr>
+        <w:pStyle w:val="ListBullet"/>
+      </w:pPr>
+      <w:r>
+        <w:t>ios/Runner/GoogleService-Info.plist — Firebase iOS config (gitignored)</w:t>
+      </w:r>
+    </w:p>
+    <w:p>
+      <w:pPr>
+        <w:pStyle w:val="ListBullet"/>
+      </w:pPr>
+      <w:r>
+        <w:t>lib/config/firebase_options.dart — Firebase web/platform config (review before commit)</w:t>
+      </w:r>
+    </w:p>
+    <w:p>
+      <w:pPr>
+        <w:pStyle w:val="ListBullet"/>
+      </w:pPr>
+      <w:r>
+        <w:t>Gemini API key — stored in Firebase Remote Config or environment variable, never hardcoded</w:t>
+      </w:r>
+    </w:p>
     <w:sectPr>
       <w:pgSz w:w="12240" w:h="15840"/>
       <w:pgMar w:top="1440" w:right="1800" w:bottom="1440" w:left="1800" w:header="720" w:footer="720" w:gutter="0"/>
